--- a/docs/Manuales_Windows/02_Manual_de_Uso.docx
+++ b/docs/Manuales_Windows/02_Manual_de_Uso.docx
@@ -23,6 +23,16 @@
           <w:sz w:val="22"/>
         </w:rPr>
         <w:t>Guia completa del portal y de las tres modalidades en PC Windows: que hace cada modulo, como se entra y todos los movimientos (guante, camara, mouse y teclado).</w:t>
+      </w:r>
+    </w:p>
+    <w:p>
+      <w:r>
+        <w:rPr>
+          <w:rFonts w:ascii="Calibri" w:hAnsi="Calibri" w:eastAsia="Calibri"/>
+          <w:color w:val="000000"/>
+          <w:sz w:val="22"/>
+        </w:rPr>
+        <w:t>Codigo fuente: https://github.com/Atzelcer/Nexum_AI</w:t>
       </w:r>
     </w:p>
     <w:p>
